--- a/Documentation/Jack_Kernel_Runtime_Specification_v0.1.1.docx
+++ b/Documentation/Jack_Kernel_Runtime_Specification_v0.1.1.docx
@@ -33,9 +33,9 @@
         <w:br/>
         <w:t>Version: v0.1.1</w:t>
         <w:br/>
-        <w:t>Document revision: 13 September 2026</w:t>
+        <w:t>Document revision: 17 September 2026</w:t>
         <w:br/>
-        <w:t>Status: Normative runtime specification aligned to the public v0.1.1 release and validated package. MUST, SHALL, and DOES describe the current public runtime unless a paragraph is explicitly marked rationale, limitation, research direction, legacy note, or non-normative use-case discussion. Host conformance and semantic quality remain separate questions. This revision incorporates the live-accepted Orchestration Gateway v2 as a normative public runtime/control surface while preserving the existing v0.1.1 inference-mode contracts unchanged. Exact transport details are additionally governed by ORCHESTRATION_GATEWAY_V2_TECHNICAL_SPEC.md and ORCHESTRATION_GATEWAY_V2_ACCEPTANCE_REPORT.md.</w:t>
+        <w:t>Status: Normative runtime specification aligned to the current v0.1.1 runtime, the validated surgical-resilience baseline, and the consolidated Orchestration Gateway v2 authority set. MUST, SHALL, and DOES describe the current public runtime unless a paragraph is explicitly marked rationale, limitation, research direction, legacy note, or non-normative use-case discussion. This revision preserves the established cognition-program contracts while adding the validated provenance, retry, runtime-manifest, Pi retry/recovery, and orchestration-supervision semantics introduced after the original Gateway v2 acceptance.</w:t>
       </w:r>
     </w:p>
     <w:p>
@@ -43,13 +43,15 @@
         <w:pStyle w:val="JackKicker"/>
       </w:pPr>
       <w:r>
-        <w:t>Current release tag: v0.1.1-orchestration-gateway-v2</w:t>
+        <w:t>Current validated resilience tag: v0.1.1-surgical-resilience</w:t>
         <w:br/>
-        <w:t>Accepted integration commit / published main at this revision: 1d583827715ddd276019a40fbf268ae9d01fbe0b</w:t>
+        <w:t>Validated surgical-resilience runtime commit: 4c8b33cc34e1545f5d564ddbcd2429239bb71297</w:t>
+        <w:br/>
+        <w:t>Current documentation authority: repository main</w:t>
+        <w:br/>
+        <w:t>Historical Gateway v2 integration commit: 1d583827715ddd276019a40fbf268ae9d01fbe0b</w:t>
         <w:br/>
         <w:t>Historical first public pre-beta tag: v0.1.1-pre-beta (6eb38cf)</w:t>
-        <w:br/>
-        <w:t>Accepted release package SHA-256: 6A3A9CC83BEF71D951939FC00AD06313EA80CECB5F245F1E3B27EED20954D8A5</w:t>
         <w:br/>
         <w:t>Repository: github.com/mlangford75-lgtm/Jack-Kernel</w:t>
       </w:r>
@@ -499,7 +501,7 @@
         <w:pStyle w:val="Normal"/>
       </w:pPr>
       <w:r>
-        <w:t>Jack's host-authoritative mediation position DOES also provide the accepted supervisor-to-worker control plane documented here. This integration is not a new reasoning mode and SHALL NOT alter Deep Research, Agentic, Code Debugging, Code Debugging (Deep), or native-mode semantics. The Gateway v2 public routes, run-bound identity, replay, cancellation/settlement, downstream-failure behavior, and Jack-to-Pi bridge relationship described in this section are part of the current validated package. The dedicated orchestration technical specification remains the more detailed protocol authority where this summary is less specific.</w:t>
+        <w:t>Jack's host-authoritative mediation position DOES also provide the accepted supervisor-to-worker control plane documented here. This integration is not a new reasoning mode and SHALL NOT alter Deep Research, Agentic, Code Debugging, Code Debugging (Deep), or native-mode semantics. The Gateway v2 public routes, run-bound identity, replay, cancellation/settlement, downstream-failure behavior, Jack-to-Pi bridge relationship, and supervisor compatibility rules described in this section are part of the current public runtime. Documentation/Orchestration/ORCHESTRATION_GATEWAY_V2_TECHNICAL_SPEC.md is the canonical transport, lifecycle, authority, and supervisor-compatibility contract; Documentation/Orchestration/ORCHESTRATOR_INSTRUCTIONS.md defines required operating behavior. The dated September 12 acceptance report is historical conformance evidence, not current runtime-identity authority.</w:t>
       </w:r>
     </w:p>
     <w:p>
@@ -507,7 +509,7 @@
         <w:pStyle w:val="Normal"/>
       </w:pPr>
       <w:r>
-        <w:t>Control topology: Supervisor -&gt; Jack public orchestration surface -&gt; private Pi control bridge -&gt; privileged Pi worker.</w:t>
+        <w:t>Control topology: Any orchestration agent -&gt; Jack public orchestration surface -&gt; private Pi control bridge -&gt; privileged Pi worker.</w:t>
       </w:r>
     </w:p>
     <w:p>
@@ -515,7 +517,7 @@
         <w:pStyle w:val="Normal"/>
       </w:pPr>
       <w:r>
-        <w:t>Inference topology: Supervisor or worker -&gt; Jack /v1 inference surface -&gt; Jack-configured backend/provider.</w:t>
+        <w:t>Inference topologies: Local-model supervisor -&gt; Jack /v1 -&gt; Jack-configured backend/provider; worker -&gt; Jack /v1 -&gt; Jack-configured backend/provider; cloud-model supervisor &lt;-&gt; its native cloud provider. Cloud-model supervisor cognition does not route through Jack /v1 merely because the worker uses Jack.</w:t>
       </w:r>
     </w:p>
     <w:p>
@@ -523,7 +525,7 @@
         <w:pStyle w:val="Normal"/>
       </w:pPr>
       <w:r>
-        <w:t>The public orchestration surface comprises GET /jack/orchestration/status, GET /jack/orchestration/events, POST /jack/orchestration/tasks, POST /jack/orchestration/tasks/cancel, and POST /jack/orchestration/session/new. The supervisor SHALL NOT require the downstream Pi bridge credential and SHOULD NOT bypass Jack to reach the private bridge directly. Backend/model resolution remains Jack-owned; a supervisory client may remain backend-blind and use the virtual jack-kernel inference surface.</w:t>
+        <w:t>The public orchestration surface comprises GET /jack/orchestration/status, GET /jack/orchestration/events, POST /jack/orchestration/tasks, POST /jack/orchestration/tasks/cancel, and POST /jack/orchestration/session/new. Every supervisor-to-worker control action SHALL cross this Jack surface. No orchestration agent SHALL require or use the downstream Pi bridge credential or bypass Jack to reach the private bridge directly. A local-model supervisor SHALL use Jack /v1 for its own cognition and SHALL NOT connect directly to LM Studio or another configured backend. A cloud-model supervisor retains its native cloud cognition and SHALL NOT configure Jack as its own model provider merely because the worker uses Jack. Backend/model resolution for local-model participants remains Jack-owned.</w:t>
       </w:r>
     </w:p>
     <w:p>
@@ -539,7 +541,7 @@
         <w:pStyle w:val="Normal"/>
       </w:pPr>
       <w:r>
-        <w:t>Orchestration lifecycle, attribution, observation, and task authority are distinct. message_end SHALL NOT be treated as task completion. Message/tool events receive task_id, run_id, and run_epoch only from positive Pi run-bound evidence; otherwise ownership remains null and attribution remains none rather than being assigned to whichever task is temporally current. Jack adds monotonic process-local event sequencing and bounded replay/reconnect. The orchestration SSE ingestion path remains outside the inference semaphore so observation/control cannot deadlock worker inference.</w:t>
+        <w:t>Orchestration lifecycle, attribution, observation, and task authority are distinct. message_end SHALL NOT be treated as task completion, and agent_end SHALL NOT be treated as full physical settlement. Message/tool events receive task_id, run_id, and run_epoch only from positive Pi run-bound evidence; otherwise ownership remains null and attribution remains none rather than being assigned to whichever task is temporally current. Jack adds monotonic process-local event sequencing and bounded replay/reconnect. During an active supervised task, a compatible supervisor SHALL consume GET /jack/orchestration/events as a live SSE stream; status polling MAY be used for readiness and terminal confirmation but SHALL NOT replace live event observation. The orchestration SSE ingestion path remains outside the inference semaphore so observation/control cannot deadlock worker inference.</w:t>
       </w:r>
     </w:p>
     <w:p>
@@ -547,7 +549,7 @@
         <w:pStyle w:val="Normal"/>
       </w:pPr>
       <w:r>
-        <w:t>The accepted Jack Orchestrator v0.1.0 client demonstrates one deployment of this framework with a cognition-only secondary Pi, isolated mutable state, Jack-only backend visibility, and exactly five model-facing supervisory tools: worker_status, watch_worker, submit_worker_task, cancel_worker_task, and new_worker_session. Those client restrictions are deployment properties, not universal kernel guarantees. Exact run-correlation, event-envelope, replay, cancellation, settlement, and acceptance semantics are governed by this section together with the dedicated Gateway v2 technical documents.</w:t>
+        <w:t>The accepted Jack Orchestrator v0.1.0 client demonstrates the local-model deployment of this framework with a cognition-only secondary Pi, isolated mutable state, Jack-only backend visibility, and exactly five model-facing supervisory tools: worker_status, watch_worker, submit_worker_task, cancel_worker_task, and new_worker_session. Those client restrictions are deployment properties, not universal kernel guarantees; another compatible local-model supervisor may expose a different internal action API if it preserves the same Jack authority boundary and required capabilities. Cloud-model supervisors are also compatible when their own cognition remains native to the cloud provider and all worker control still crosses Jack. Exact run-correlation, event-envelope, replay, cancellation, settlement, compatibility, and operating semantics are governed by this section together with the dedicated Gateway v2 and orchestration-agent documents.</w:t>
       </w:r>
     </w:p>
     <w:p>
@@ -561,13 +563,13 @@
     <w:p>
       <w:pPr/>
       <w:r>
-        <w:t>Jack SHALL expose orchestration to the supervisor through the existing Jack listener rather than a second public listener. Jack privately reaches the Primary Pi bridge at 127.0.0.1:8013 using the Pi controlToken from Primary Pi configuration. The controlToken is private to Jack. Jack Orchestrator SHALL NOT require or receive that credential and SHALL NOT use port 8013 directly. The Gateway SHALL NOT fabricate a downstream worker or route directly to the model backend when the bridge is unavailable.</w:t>
+        <w:t>Jack SHALL expose orchestration to the supervisor through the existing Jack listener rather than a second public listener. Jack privately reaches the Primary Pi bridge at 127.0.0.1:8013 using the Pi controlToken from Primary Pi configuration. The controlToken is private to Jack. No orchestration agent SHALL require, receive, cache, or use that credential and no orchestration agent SHALL use port 8013 directly. The Gateway SHALL NOT fabricate a downstream worker or route directly to the model backend when the bridge is unavailable.</w:t>
       </w:r>
     </w:p>
     <w:p>
       <w:pPr/>
       <w:r>
-        <w:t>The accepted Jack Orchestrator is backend-blind by design: its cognition endpoint is Jack at http://127.0.0.1:8001/v1 and its orchestration endpoint family is http://127.0.0.1:8001/jack/orchestration. It SHALL NOT independently discover or query LM Studio :1234, Ollama, llama.cpp, PAIR nodes, Primary Pi mutable configuration, or the Pi bridge controlToken. Dynamic context-window synchronization for the accepted client is derived from Jack metadata rather than direct backend discovery.</w:t>
+        <w:t>The accepted local Jack Orchestrator is backend-blind by design: its cognition endpoint is Jack at http://127.0.0.1:8001/v1 and its orchestration endpoint family is http://127.0.0.1:8001/jack/orchestration. It SHALL NOT independently discover or query LM Studio :1234, Ollama, llama.cpp, PAIR nodes, Primary Pi mutable configuration, or the Pi bridge controlToken. Dynamic context-window synchronization for the accepted client is derived from Jack metadata rather than direct backend discovery. The same no-direct-backend rule applies to any local-model supervisor. A cloud-model supervisor does not use Jack /v1 for its own cognition but remains subject to the same no-direct-bridge worker-control boundary.</w:t>
       </w:r>
     </w:p>
     <w:p>
@@ -607,7 +609,7 @@
     <w:p>
       <w:pPr/>
       <w:r>
-        <w:t>The default in-memory replay window is 512 events. GET /jack/orchestration/events accepts replay continuation using Last-Event-ID or ?after=&lt;seq&gt;. If requested history predates the retained window, Jack SHALL return HTTP 409 with error orchestration_replay_gap and the available sequence bounds rather than silently resuming from a guessed position. This replay buffer is transport-recovery state and SHALL NOT be described as a durable forensic archive.</w:t>
+        <w:t>The default in-memory replay window is 512 events. GET /jack/orchestration/events accepts replay continuation using Last-Event-ID or ?after=&lt;seq&gt;. If requested history predates the retained window, Jack SHALL return HTTP 409 with error orchestration_replay_gap and the available sequence bounds rather than silently resuming from a guessed position. This replay buffer is transport-recovery state and SHALL NOT be described as a durable forensic archive. A supervisor-side SSE reader timeout or local connection close is not a worker-state event: the supervisor SHALL retain its last processed seq, reconnect with replay when possible, and reconcile replayed events with current status before reporting current task state. Silence is not settlement.</w:t>
       </w:r>
     </w:p>
     <w:p>
@@ -635,7 +637,7 @@
     <w:p>
       <w:pPr/>
       <w:r>
-        <w:t>Gateway proxying, worker-control waits, and SSE ingestion SHALL remain outside Jack's inference semaphore. Actual model inference SHALL remain semaphore-governed. This separation prevents Jack -&gt; Pi -&gt; Jack self-deadlock when Primary Pi must perform inference while a supervisory operation is outstanding. Full concurrent supervisor/worker inference requires a Jack inference concurrency setting of at least 2. In the accepted launcher path, the saved Maximum concurrent Kernel requests value is authoritative because launcher configuration is written into the child server environment.</w:t>
+        <w:t>Gateway proxying, worker-control waits, and SSE ingestion SHALL remain outside Jack's inference semaphore. Actual model inference SHALL remain semaphore-governed. This separation prevents Jack -&gt; Pi -&gt; Jack self-deadlock when Primary Pi must perform inference while a supervisory operation is outstanding. Full concurrent local-model supervisor/worker inference through Jack requires a Jack inference concurrency setting of at least 2. A cloud-model supervisor's own cognition is external to Jack's local inference semaphore, while Primary Pi inference remains Jack-governed. In the accepted launcher path, the saved Maximum concurrent Kernel requests value is authoritative because launcher configuration is written into the child server environment.</w:t>
       </w:r>
     </w:p>
     <w:p>
@@ -663,13 +665,57 @@
     <w:p>
       <w:pPr/>
       <w:r>
-        <w:t>The accepted Primary-Pi control bridge SHA-256 is D066FA2F9B8A3735A60F57F028087F314F484B28DBD10640FB3D64A4FA29C664. Live acceptance established: Jack-only Orchestrator routing and isolation; exactly five model-facing supervisory tools; the semantic instruction-to-wire prompt adapter; task/run/runEpoch semantics; pi_run_bound attribution and null ownership for unbound events; agent_settled closure; ordered reconnect/replay with source/source_event preservation; the exact 512-event replay window and explicit 409 gap behavior; cancellation plus physical settlement and the unsettled-run admission guard; direct-Jack and full-topology Primary-Pi/Orchestrator inference concurrency; and deterministic 502 behavior when Primary Pi is unavailable.</w:t>
+        <w:t>The current validated Primary-Pi control bridge SHA-256 is E758883F3C18CBEFBF5590C720DBEDF7AB8E85D3314B5EA77E277B1A8C3BD3E4. The dated September 12 Gateway v2 acceptance record retains the earlier D066... identity because that report is historical evidence of the artifact actually tested at that time. Current bridge validation additionally covers retry-epoch separation, historical priorError handling, recoverable structured tool failures retained diagnostically, and terminal settlement that is not forced to failure merely because an earlier tool operation failed and later recovered.</w:t>
       </w:r>
     </w:p>
     <w:p>
       <w:pPr/>
       <w:r>
         <w:t>These orchestration conformance results are host/runtime guarantees for the validated boundary. They do not prove semantic correctness, do not make model cognition deterministic, and do not establish universal interception of every privileged action available to Primary Pi.</w:t>
+      </w:r>
+    </w:p>
+    <w:p>
+      <w:pPr>
+        <w:pStyle w:val="Heading3"/>
+      </w:pPr>
+      <w:r>
+        <w:t>2.3.8 Orchestration-agent compatibility and local-model supervisor construction</w:t>
+      </w:r>
+    </w:p>
+    <w:p>
+      <w:pPr/>
+      <w:r>
+        <w:t>Gateway v2 is supervisor-implementation agnostic. A compatible orchestration agent MAY use a cloud-hosted model or a local model, but every supervisor-to-worker control action MUST cross Jack. A local-model supervisor MUST route its own inference through Jack /v1; a cloud-model supervisor keeps its native cloud cognition and MUST NOT route that cognition through Jack /v1 merely because the worker uses Jack. The worker itself continues to use Jack /v1. No locally modeled supervisor or worker may connect directly to the configured model backend.</w:t>
+      </w:r>
+    </w:p>
+    <w:p>
+      <w:pPr/>
+      <w:r>
+        <w:t>A local-model orchestration agent SHOULD be implemented as a supervisory runtime with two logically separate Jack clients: an inference client for /v1 and a worker-control client for /jack/orchestration. Its local model may propose supervisory intents such as submit work, wait, evaluate, cancel, replace session, or answer the user, while deterministic host code owns admission, task/run identity, event provenance, replay cursors, tool lifecycle, session state, and physical settlement. Model output MUST NOT fabricate or mutate task_id, run_id, run_epoch, seq, attribution, sessionReady, sessionTransitioning, runOpen, settledAt, or tool-execution evidence.</w:t>
+      </w:r>
+    </w:p>
+    <w:p>
+      <w:pPr/>
+      <w:r>
+        <w:t>Before task submission, the supervisor MUST query status and require sessionReady=true, sessionTransitioning=false, and no prior controlled run physically open. When practical it SHOULD open the SSE stream before POST /jack/orchestration/tasks, record the current/latest sequence position, submit exactly one task using {"prompt":"&lt;non-empty task text&gt;"}, retain the returned task_id, bind run_id and run_epoch only from Jack-provided state/events, observe worker messages and tool_start/tool_update/tool_end events live, observe agent_end, and continue until terminal state plus runOpen=false and settlement metadata establish physical closure. Only then may overlapping follow-up controlled work be admitted.</w:t>
+      </w:r>
+    </w:p>
+    <w:p>
+      <w:pPr/>
+      <w:r>
+        <w:t>During active supervision, GET /jack/orchestration/events is mandatory observation transport. Status polling MAY establish readiness and terminal confirmation but SHALL NOT replace live event consumption. The supervisor MUST retain last processed seq. If its SSE reader times out or disconnects, that local transport condition is not worker completion, failure, or settlement: it MUST reconnect using Last-Event-ID or ?after=&lt;seq&gt; and reconcile replayed events with current status. If runOpen=true and the last run-bound event is an unterminated tool operation, the supervisor may report only that the run remains open and no terminal event for that tool has been observed; it MUST NOT infer that the worker stopped, the tool hung, or the task failed without additional authoritative evidence.</w:t>
+      </w:r>
+    </w:p>
+    <w:p>
+      <w:pPr/>
+      <w:r>
+        <w:t>Cancellation is two-phase: logical cancellation may precede physical settlement, so new controlled work remains blocked while runOpen=true. Session replacement MUST be requested only through /jack/orchestration/session/new; the supervisor records the old sessionInstanceId, stops task admission, tolerates temporary Jack 502 while the private bridge is replaced, waits for sessionReady=true and sessionTransitioning=false, and requires a new sessionInstanceId before follow-up. Blind retry after an ambiguous task submission is forbidden because it can duplicate work. If Jack or the bridge fails, there is no direct bridge or backend fallback.</w:t>
+      </w:r>
+    </w:p>
+    <w:p>
+      <w:pPr/>
+      <w:r>
+        <w:t>A production orchestrator SHOULD persist at least the user objective or supervisory plan, current sessionInstanceId, current or last task_id/run_id/run_epoch, last processed seq, active tool states, known terminal/settlement state, and pending supervisory decision so its own restart can reconcile with Jack instead of assuming the worker also restarted. The deterministic orchestration ledger is authoritative for control facts; model-readable supervisory summaries are projections of that ledger, not replacements for it. The model supplies judgment about what should happen next; deterministic software disposes whether the requested control action is legal.</w:t>
       </w:r>
     </w:p>
     <w:p>
@@ -724,6 +770,12 @@
       <w:pPr/>
       <w:r>
         <w:t>Agentic additionally has a semantic capability requirement. Preserve-Thinking transport is necessary but not sufficient: the Qwen-family or Qwen-compatible model must reliably re-encode the completed current-turn cognitive episode into strongly semantic roles while distinguishing evidence from claims, deterministic verification from reasoning, prospective challenge from discovered error, and legitimate uncertainty from manufactured caveats. v0.1.1 therefore treats Agentic as a capable-Qwen multi-turn research mode whose semantic-consolidation quality requires model-specific validation.</w:t>
+      </w:r>
+    </w:p>
+    <w:p>
+      <w:pPr/>
+      <w:r>
+        <w:t>Backend compatibility fallback is stateful across retries. If Jack removes an unsupported request field such as min_p or stream_options after a compatibility response, the adjusted payload becomes the current payload for that request. Any later transient HTTP 5xx retry MUST reuse that compatibility-adjusted payload rather than resurrecting fields already removed.</w:t>
       </w:r>
     </w:p>
     <w:p>
@@ -3224,6 +3276,26 @@
     </w:p>
     <w:p>
       <w:pPr>
+        <w:pStyle w:val="Heading2"/>
+      </w:pPr>
+      <w:r>
+        <w:t>11.1 Tool-evidence receipt authority and model-facing projection</w:t>
+      </w:r>
+    </w:p>
+    <w:p>
+      <w:pPr/>
+      <w:r>
+        <w:t>Jack's internal tool-evidence receipt serialization and structural provenance fields are host-authoritative metadata. Reserved &lt;jack_tool_evidence_receipt&gt; wrappers MUST NOT be treated as ordinary model-authored syntax. When a marked internal receipt is projected back into backend-visible stage history, Jack preserves the useful evidence body while removing host-reserved syntax from the ordinary model text surface. Payload text that happens to contain strings such as 'Evidence Origin:', 'Tool Call ID:', 'Stage:', 'Status:', or receipt-like markup remains payload content and MUST NOT acquire host authority merely by resemblance.</w:t>
+      </w:r>
+    </w:p>
+    <w:p>
+      <w:pPr/>
+      <w:r>
+        <w:t>Generic tool-evidence receipts MUST NOT advertise Pi-session recovery authority unless a real Pi-specific recovery path exists. Immediate caller-supplied role=tool resume is explicitly marked by the host as caller_supplied_tool_result while preserving the exact caller payload. Free-form error-looking strings are not parsed into structured failure truth. The reserved-output guard remains authoritative: model-emitted reserved evidence markers are blocked rather than trusted. This preserves useful information while keeping provenance ownership structural and host-controlled.</w:t>
+      </w:r>
+    </w:p>
+    <w:p>
+      <w:pPr>
         <w:pStyle w:val="Heading1"/>
       </w:pPr>
       <w:r>
@@ -3305,7 +3377,13 @@
     <w:p>
       <w:pPr/>
       <w:r>
-        <w:t>Runtime identity exposes Jack version, actual runtime artifact hash, mode/flow, authoritative stage, reasoning controls, temperatures, tool exposure, context policy, forensic archive mode, and mode-specific retention. Deep Research reports its three-stage Thesis/Antithesis/Synthesis flow with Stage 3 as the authoritative Synthesis, Preserve Thinking forced ON for all three stages, Thesis X-High @ 0.85, Antithesis Medium @ 0.70, and Synthesis X-High @ 0.70. Agentic reports its frozen-A1 plus zero-answer-authority XML checkpoint flow. Code Debugging reports Standard Medium or Deep X-High reasoning while preserving the same pass topology. Legacy internal helper names do not override active profile authority.</w:t>
+        <w:t>Runtime identity exposes Jack version, actual runtime artifact hash, active runtime-component manifest, mode/flow, authoritative stage, reasoning controls, temperatures, tool exposure, context policy, forensic archive mode, and mode-specific retention. The runtime manifest covers jack_kernel.py plus active components registered by the secure entrypoint, including jack_secure_entrypoint.py, jack_evidence_guard.py, and jack_responses_compat.py. Component hashes are deterministic; an unavailable optional component is reported as UNAVAILABLE rather than making startup brittle. Deep Research reports its three-stage Thesis/Antithesis/Synthesis flow with Stage 3 authoritative, Thesis X-High @ 0.85, Antithesis Medium @ 0.70, and Synthesis X-High @ 0.70. Agentic reports frozen-A1 plus zero-answer-authority XML consolidation. Code Debugging reports Standard Medium or Deep X-High reasoning while preserving the same pass topology.</w:t>
+      </w:r>
+    </w:p>
+    <w:p>
+      <w:pPr/>
+      <w:r>
+        <w:t>The runtime manifest is additive forensic identity, not a security gate and not a reason to discard otherwise useful runtime information. /health and root status expose the active component map/digest for diagnosis while preserving fail-soft startup behavior.</w:t>
       </w:r>
     </w:p>
     <w:p>
@@ -3959,7 +4037,31 @@
         <w:pStyle w:val="ListBullet"/>
       </w:pPr>
       <w:r>
-        <w:t>Orchestration Gateway v2 live acceptance: Jack-only Orchestrator routing/isolation; five-tool surface; semantic instruction-&gt;prompt adapter; run-bound task/run/epoch identity; agent_settled closure; 512-event replay plus explicit 409 gap; cancellation/physical settlement; unsettled-run admission guard; direct and full-topology concurrency; Primary-Pi-unavailable HTTP 502; accepted bridge SHA-256 D066FA2F9B8A3735A60F57F028087F314F484B28DBD10640FB3D64A4FA29C664: PASS.</w:t>
+        <w:t>Orchestration Gateway v2 boundary validation: Jack-only supervisor routing/isolation; five-tool reference surface; semantic instruction-&gt;prompt adapter; run-bound task/run/epoch identity; agent_settled closure; 512-event replay plus explicit 409 gap; cancellation/physical settlement; unsettled-run admission guard; direct and full-topology concurrency; Primary-Pi-unavailable HTTP 502; current validated bridge SHA-256 E758883F3C18CBEFBF5590C720DBEDF7AB8E85D3314B5EA77E277B1A8C3BD3E4: PASS.</w:t>
+      </w:r>
+    </w:p>
+    <w:p>
+      <w:pPr>
+        <w:pStyle w:val="ListBullet"/>
+      </w:pPr>
+      <w:r>
+        <w:t>General orchestration-agent contract: local-model supervisor cognition through Jack /v1, cloud-model supervisor native cloud cognition, all worker control through /jack/orchestration, active-task SSE consumption, replay from last seq after disconnect, silence-not-settlement semantics, no direct bridge/backend fallback, and separation between probabilistic cancellation judgment and Jack-owned cancellation/settlement facts: documented in the canonical Gateway v2 Technical Specification and Orchestrator Instructions.</w:t>
+      </w:r>
+    </w:p>
+    <w:p>
+      <w:pPr>
+        <w:pStyle w:val="ListBullet"/>
+      </w:pPr>
+      <w:r>
+        <w:t>Evidence/provenance hardening: reserved receipt syntax remains host-owned; payload provenance-lookalike text cannot impersonate host truth; immediate caller-supplied tool resume carries explicit structural origin; useful payload is preserved; generic tool results do not inherit Pi-specific recovery authority: PASS.</w:t>
+      </w:r>
+    </w:p>
+    <w:p>
+      <w:pPr>
+        <w:pStyle w:val="ListBullet"/>
+      </w:pPr>
+      <w:r>
+        <w:t>Surgical resilience regression set: compatibility-adjusted payloads remain adjusted across later 5xx retries in stream and non-stream paths; active runtime manifest identity is deterministic and fail-soft; Pi retry epochs separate historical assistant failure from a newer live retry; recoverable structured tool failures remain diagnostic without forcing an otherwise successful task to fail; 41 Python tests, four Pi bridge harnesses, and a live Pi recoverable-tool-failure run passed at the validated resilience baseline.</w:t>
       </w:r>
     </w:p>
     <w:p>

--- a/Documentation/Jack_Kernel_Runtime_Specification_v0.1.1.docx
+++ b/Documentation/Jack_Kernel_Runtime_Specification_v0.1.1.docx
@@ -665,7 +665,7 @@
     <w:p>
       <w:pPr/>
       <w:r>
-        <w:t>The current validated Primary-Pi control bridge SHA-256 is E758883F3C18CBEFBF5590C720DBEDF7AB8E85D3314B5EA77E277B1A8C3BD3E4. The dated September 12 Gateway v2 acceptance record retains the earlier D066... identity because that report is historical evidence of the artifact actually tested at that time. Current bridge validation additionally covers retry-epoch separation, historical priorError handling, recoverable structured tool failures retained diagnostically, and terminal settlement that is not forced to failure merely because an earlier tool operation failed and later recovered.</w:t>
+        <w:t>The current validated Primary-Pi control bridge SHA-256 for the Windows CRLF representation is E758883F3C18CBEFBF5590C720DBEDF7AB8E85D3314B5EA77E277B1A8C3BD3E4. The canonical repository LF representation SHA-256 is 723338D4F67295AEC5B75886EFEF7843C1A44D01934BF9CBB7C2304B4603F92C. The dated September 12 Gateway v2 acceptance record retains the earlier D066... identity because that report is historical evidence of the artifact actually tested at that time. Current bridge validation additionally covers retry-epoch separation, historical priorError handling, recoverable structured tool failures retained diagnostically, and terminal settlement that is not forced to failure merely because an earlier tool operation failed and later recovered.</w:t>
       </w:r>
     </w:p>
     <w:p>
@@ -3115,13 +3115,13 @@
     <w:p>
       <w:pPr/>
       <w:r>
-        <w:t>After Stage-2 EOS Jack requires nonempty XML, freezes it apart from surrounding whitespace, completes the enabled Agentic Stage-1 forensic archive, clears request-local native cognition after the semantic checkpoint has been generated, and commits exactly Jack XML followed by two newlines and the exact frozen A1. There is no post-XML answer generation and no selector. Together with the exact user message already present in conversation history, this forms the completed Agentic turn capsule.</w:t>
+        <w:t>After Stage-2 EOS, when Stage 2 has produced nonempty Jack XML, Jack freezes that XML apart from surrounding whitespace, attempts the enabled Agentic Stage-1 forensic archive on a best-effort basis, clears request-local native cognition after the semantic checkpoint has been generated, and commits exactly Jack XML followed by two newlines and the exact frozen A1. Forensic persistence is observational and is not part of answer authority: archive failure does not rewrite, revoke, or prevent this completed XML + A1 commit. There is no post-XML answer generation and no selector. Together with the exact user message already present in conversation history, this forms a fully completed Agentic turn capsule.</w:t>
       </w:r>
     </w:p>
     <w:p>
       <w:pPr/>
       <w:r>
-        <w:t>In streaming mode, Stage-1 native reasoning, Stage-1 A1 generation, Stage-2 native reasoning, and in-progress XML remain on reasoning_content for observability. Normal content opens only after Stage 2 is complete and the pre-commit forensic boundary has succeeded. The final normal assistant content is the complete Jack XML + exact A1 artifact; the exact user message remains the preceding user-role message in the conversation.</w:t>
+        <w:t>In streaming mode, Stage-1 native reasoning, Stage-1 A1 generation, Stage-2 native reasoning, and in-progress XML remain on reasoning_content for observability. For a full completion, normal content opens after Stage 2 has produced valid nonempty Jack XML; successful forensic persistence is not required. The final full-completion assistant content is the complete Jack XML + exact A1 artifact, while the exact user message remains the preceding user-role message in the conversation. If Stage 1 has already produced and frozen a trustworthy A1 but Stage 2 or semantic consolidation cannot complete, Jack preserves useful work through a degraded Agentic completion: the exact frozen A1 is returned as normal content, no Jack XML is fabricated or committed, and a Jack-owned degraded diagnostic is emitted on reasoning_content. If no trustworthy frozen Stage-1 A1 exists, the degraded-preservation path is unavailable and the transaction fails.</w:t>
       </w:r>
     </w:p>
     <w:p>
@@ -3190,13 +3190,13 @@
     <w:p>
       <w:pPr/>
       <w:r>
-        <w:t>With forensic mode STAGE, Jack captures completed Stage-1 native reasoning and exact Stage-1 internal tool chronology before consumed tool protocol is retired. The private snapshot is stripped from backend semantic payloads. After Stage 2 succeeds, Jack adds frozen-A1 and Jack-XML hashes and atomically persists the record under %APPDATA%\JackKernel\forensic\agentic\YYYYMMDD\ by default or the configured replacement root. Stage-2 XML reasoning is intentionally not stored in this Stage-1 archive and the record is never automatically rehydrated.</w:t>
+        <w:t>With forensic mode STAGE, Jack captures completed Stage-1 native reasoning and exact Stage-1 internal tool chronology before consumed tool protocol is retired. The private snapshot is stripped from backend semantic payloads. After Stage 2 succeeds, Jack attempts to add frozen-A1 and Jack-XML hashes and atomically persist the record under %APPDATA%\JackKernel\forensic\agentic\YYYYMMDD\ by default or the configured replacement root. Stage-2 XML reasoning is intentionally not stored in this Stage-1 archive and the record is never automatically rehydrated.</w:t>
       </w:r>
     </w:p>
     <w:p>
       <w:pPr/>
       <w:r>
-        <w:t>Agentic STAGE persistence is fail-closed at the pre-commit boundary. If the archive cannot be committed, the Agentic transaction fails before final Jack XML + A1 content is released. OFF writes no Agentic forensic record.</w:t>
+        <w:t>Agentic STAGE persistence is fail-soft observational state. Failure to create or commit the forensic archive is logged and the private snapshot is discarded; it does not invalidate a completed frozen A1 or Jack XML and does not prevent the full XML + A1 result from being released. OFF writes no Agentic forensic record. A separate degraded-completion path applies when Stage 2 itself cannot complete after a trustworthy A1 has already been frozen: Jack preserves and returns that exact A1 without fabricating Jack XML.</w:t>
       </w:r>
     </w:p>
     <w:p>
@@ -4037,7 +4037,7 @@
         <w:pStyle w:val="ListBullet"/>
       </w:pPr>
       <w:r>
-        <w:t>Orchestration Gateway v2 boundary validation: Jack-only supervisor routing/isolation; five-tool reference surface; semantic instruction-&gt;prompt adapter; run-bound task/run/epoch identity; agent_settled closure; 512-event replay plus explicit 409 gap; cancellation/physical settlement; unsettled-run admission guard; direct and full-topology concurrency; Primary-Pi-unavailable HTTP 502; current validated bridge SHA-256 E758883F3C18CBEFBF5590C720DBEDF7AB8E85D3314B5EA77E277B1A8C3BD3E4: PASS.</w:t>
+        <w:t>Orchestration Gateway v2 boundary validation: Jack-only supervisor routing/isolation; five-tool reference surface; semantic instruction-&gt;prompt adapter; run-bound task/run/epoch identity; agent_settled closure; 512-event replay plus explicit 409 gap; cancellation/physical settlement; unsettled-run admission guard; direct and full-topology concurrency; Primary-Pi-unavailable HTTP 502; current validated Windows CRLF bridge SHA-256 E758883F3C18CBEFBF5590C720DBEDF7AB8E85D3314B5EA77E277B1A8C3BD3E4 (canonical repository LF SHA-256 723338D4F67295AEC5B75886EFEF7843C1A44D01934BF9CBB7C2304B4603F92C): PASS.</w:t>
       </w:r>
     </w:p>
     <w:p>

--- a/Documentation/Jack_Kernel_Runtime_Specification_v0.1.1.docx
+++ b/Documentation/Jack_Kernel_Runtime_Specification_v0.1.1.docx
@@ -716,6 +716,199 @@
       <w:pPr/>
       <w:r>
         <w:t>A production orchestrator SHOULD persist at least the user objective or supervisory plan, current sessionInstanceId, current or last task_id/run_id/run_epoch, last processed seq, active tool states, known terminal/settlement state, and pending supervisory decision so its own restart can reconcile with Jack instead of assuming the worker also restarted. The deterministic orchestration ledger is authoritative for control facts; model-readable supervisory summaries are projections of that ledger, not replacements for it. The model supplies judgment about what should happen next; deterministic software disposes whether the requested control action is legal.</w:t>
+      </w:r>
+    </w:p>
+    <w:p>
+      <w:r>
+        <w:t>Be strict about truth, identity, authority, and irreversible consequences; be resilient about useful work.</w:t>
+      </w:r>
+    </w:p>
+    <w:p>
+      <w:pPr>
+        <w:pStyle w:val="Heading2"/>
+      </w:pPr>
+      <w:r>
+        <w:t>CURRENT NORMATIVE ARCHITECTURE UPDATE — 23 SEPTEMBER 2026</w:t>
+      </w:r>
+    </w:p>
+    <w:p>
+      <w:r>
+        <w:t>Jack Kernel remains v0.1.1. PR #15 (7cf530d33c28f62c8ee057c1dd236173124d95d7) and PR #16/current main (f8be952d704c8d429cffac6dafe05338fe86a8e6) are now part of the normative runtime reality. This update is additive: every pre-existing normative paragraph, table, header, footer, mode contract, authority rule, historical identity, and provenance statement in this specification is preserved below.</w:t>
+      </w:r>
+    </w:p>
+    <w:p>
+      <w:pPr>
+        <w:pStyle w:val="Heading2"/>
+      </w:pPr>
+      <w:r>
+        <w:t>2.2 Multi-Endpoint Runtime Lanes, Identity, and Resilience</w:t>
+      </w:r>
+    </w:p>
+    <w:p>
+      <w:r>
+        <w:t>This section is normative for the merged multi-endpoint runtime-lane architecture. It extends Jack's deterministic ownership model across multiple independently addressable Jack processes without replacing or narrowing the cognition, tool, evidence, freeze/commit, or durability contracts elsewhere in this specification.</w:t>
+      </w:r>
+    </w:p>
+    <w:p>
+      <w:pPr>
+        <w:pStyle w:val="Heading3"/>
+      </w:pPr>
+      <w:r>
+        <w:t>2.2.1 Runtime lane and endpoint identity</w:t>
+      </w:r>
+    </w:p>
+    <w:p>
+      <w:r>
+        <w:t>A runtime endpoint MUST NOT be treated as runtime identity. A port, socket, or URL is a transport locator only. Logical ownership MUST derive from the applicable identifiers and authority context, including runtime_id, lane_id, mode, session_instance_id, task_id, run_id, run_epoch, and credential/security context. Endpoint reassignment MUST NOT change logical runtime identity.</w:t>
+      </w:r>
+    </w:p>
+    <w:p>
+      <w:r>
+        <w:t>The first multi-endpoint release MUST isolate independent lanes as separate Jack OS processes. Port numbers MUST NOT be documented as permanent mode identities.</w:t>
+      </w:r>
+    </w:p>
+    <w:p>
+      <w:pPr>
+        <w:pStyle w:val="Heading3"/>
+      </w:pPr>
+      <w:r>
+        <w:t>2.2.2 Endpoint binding and fallback</w:t>
+      </w:r>
+    </w:p>
+    <w:p>
+      <w:r>
+        <w:t>Jack MUST first attempt the configured preferred loopback endpoint. On recoverable EADDRINUSE, Jack MAY use an OS-assigned loopback endpoint when fallback is enabled. The fallback MUST use the already-bound socket and MUST NOT scan for a free port and later bind it. Fallback-disabled collision MUST remain a hard bind failure.</w:t>
+      </w:r>
+    </w:p>
+    <w:p>
+      <w:pPr>
+        <w:pStyle w:val="Heading3"/>
+      </w:pPr>
+      <w:r>
+        <w:t>2.2.3 Runtime registry, duplicate ownership, and liveness</w:t>
+      </w:r>
+    </w:p>
+    <w:p>
+      <w:r>
+        <w:t>Runtime manifests SHOULD publish runtime/lane identity, mode, process identity, preferred/actual endpoint, fallback state, backend configuration, and process-local concurrency information. Registry state is discovery/observability evidence and MUST NOT be treated as ultimate runtime authority.</w:t>
+      </w:r>
+    </w:p>
+    <w:p>
+      <w:r>
+        <w:t>A stale or non-ready manifest status MUST NOT override successful positive live runtime identity verification. A named Pi provider MUST locate the candidate endpoint, contact the live runtime, verify /health.runtime_id equals the expected runtime_id, and MUST NOT register against a mismatched live runtime. Duplicate live runtime_id ownership MUST be rejected. Stale identity MAY be reclaimed after OS-appropriate liveness checking establishes that the prior owner is gone.</w:t>
+      </w:r>
+    </w:p>
+    <w:p>
+      <w:pPr>
+        <w:pStyle w:val="Heading3"/>
+      </w:pPr>
+      <w:r>
+        <w:t>2.2.4 Named privileged-worker binding</w:t>
+      </w:r>
+    </w:p>
+    <w:p>
+      <w:r>
+        <w:t>A Jack lane exercising privileged worker capabilities MUST be positively bound to its named Pi worker/bridge identity and credential. The worker/provider side MUST separately bind to the owning Jack runtime_id, resolve its current endpoint, positively verify live identity, and only then register/use the provider. Endpoint fallback MUST NOT change logical binding. Multiple lanes MUST NOT implicitly share one privileged worker context in this release.</w:t>
+      </w:r>
+    </w:p>
+    <w:p>
+      <w:pPr>
+        <w:pStyle w:val="Heading3"/>
+      </w:pPr>
+      <w:r>
+        <w:t>2.2.5 Client disconnect and explicit cancellation</w:t>
+      </w:r>
+    </w:p>
+    <w:p>
+      <w:r>
+        <w:t>Client disconnect MUST NOT, by itself, constitute cognition-cancellation authority. A vanished HTTP client establishes a transport fact only. A valid Jack run SHOULD continue through normal cognition, freeze, commit, and settlement unless a separate explicit authorized cancellation or hard deterministic authority/security/integrity condition requires termination.</w:t>
+      </w:r>
+    </w:p>
+    <w:p>
+      <w:r>
+        <w:t>Explicit orchestration cancellation remains separate run/task authority. Client transport state MUST NOT be silently promoted into cancellation authority.</w:t>
+      </w:r>
+    </w:p>
+    <w:p>
+      <w:pPr>
+        <w:pStyle w:val="Heading3"/>
+      </w:pPr>
+      <w:r>
+        <w:t>2.2.6 Runtime activity observability and degraded telemetry</w:t>
+      </w:r>
+    </w:p>
+    <w:p>
+      <w:r>
+        <w:t>Jack SHALL expose authenticated process-local runtime activity at GET /jack/runtime/status. Runtime activity telemetry MUST remain out-of-band and MUST NOT be projected into model context or treated as stage, answer, commit, cancellation, or execution authority.</w:t>
+      </w:r>
+    </w:p>
+    <w:p>
+      <w:r>
+        <w:t>Telemetry failures MUST NOT cancel cognition, alter cognition, rewrite output, block freeze, block commit, replace the actual model exception, change stage authority, or turn otherwise valid work into failed work. Telemetry registration, update, finalization, or snapshot failure MUST be isolated from cognition.</w:t>
+      </w:r>
+    </w:p>
+    <w:p>
+      <w:r>
+        <w:t>When activity state is trustworthy, telemetry_status MAY report ok. When it is not trustworthy, telemetry_status MUST report degraded and affected activity MUST be represented as unknown or an equivalent truthful unknown value. Degraded telemetry MUST NOT fabricate idle, busy, completed, or another known state.</w:t>
+      </w:r>
+    </w:p>
+    <w:p>
+      <w:pPr>
+        <w:pStyle w:val="Heading3"/>
+      </w:pPr>
+      <w:r>
+        <w:t>2.2.7 Authority failures versus recoverable infrastructure</w:t>
+      </w:r>
+    </w:p>
+    <w:p>
+      <w:r>
+        <w:t>Jack MUST remain strict about deterministic truth, identity, credentials, run ownership, security, integrity, and irreversible consequences. Wrong token, wrong bridge/runtime identity, duplicate live runtime ownership, wrong run/epoch authority, hard security/DLP violations, unauthorized irreversible effects, and unrecoverable integrity violations MAY require deterministic rejection, stop, or disposal.</w:t>
+      </w:r>
+    </w:p>
+    <w:p>
+      <w:r>
+        <w:t>Occupied preferred ports, endpoint movement, stale observational status, telemetry failure, client transport disconnect, and comparable recoverable routing/monitoring failures MUST NOT automatically acquire authority to destroy otherwise valid cognition. Implementations SHOULD preserve useful work through recoverable infrastructure failure while reporting uncertainty truthfully.</w:t>
+      </w:r>
+    </w:p>
+    <w:p>
+      <w:pPr>
+        <w:pStyle w:val="Heading3"/>
+      </w:pPr>
+      <w:r>
+        <w:t>2.2.8 Backend admission boundary</w:t>
+      </w:r>
+    </w:p>
+    <w:p>
+      <w:r>
+        <w:t>JACK_MAX_CONCURRENT and the ordinary Jack inference semaphore are process-local. Process-local concurrency MUST NOT be represented as fleet-wide backend admission qualification. Multi-lane availability MUST NOT be interpreted as proof of unconstrained backend execution or physically simultaneous GPU generation.</w:t>
+      </w:r>
+    </w:p>
+    <w:p>
+      <w:r>
+        <w:t>This release DOES NOT implement a global scheduler, automatic lane/mode selector, cross-process GPU scheduler, detached-job framework, automatic workload balancing, shared multi-tenant privileged worker, or arbitrary in-process lane multiplexer.</w:t>
+      </w:r>
+    </w:p>
+    <w:p>
+      <w:pPr>
+        <w:pStyle w:val="Heading3"/>
+      </w:pPr>
+      <w:r>
+        <w:t>2.2.9 Cognition-contract preservation and acceptance boundary</w:t>
+      </w:r>
+    </w:p>
+    <w:p>
+      <w:r>
+        <w:t>The multi-endpoint feature changes runtime topology, discovery, identity, binding, and observability. It MUST NOT be interpreted as changing Deep Research, Agentic, Code Debugging, Preserve Thinking, Jack XML, stage authority, freeze/commit, tool authority, evidence epochs, or durability semantics.</w:t>
+      </w:r>
+    </w:p>
+    <w:p>
+      <w:r>
+        <w:t>Qualification established the changed topology and authority boundaries across multiple live runtimes, fallback, isolation, identity, worker binding, and end-to-end Agentic/Deep Research execution. It does not establish semantic correctness or unlimited physical backend concurrency.</w:t>
+      </w:r>
+    </w:p>
+    <w:p>
+      <w:r>
+        <w:t>Evidence clarification: any earlier accepted wording in this specification that could be read as proving physically simultaneous GPU generation is preserved for historical integrity but is normatively narrowed by this section to request coexistence/shared-infrastructure evidence unless a backend-specific test separately proves physical parallel generation.</w:t>
       </w:r>
     </w:p>
     <w:p>

--- a/Documentation/Jack_Kernel_Runtime_Specification_v0.1.1.docx
+++ b/Documentation/Jack_Kernel_Runtime_Specification_v0.1.1.docx
@@ -665,7 +665,7 @@
     <w:p>
       <w:pPr/>
       <w:r>
-        <w:t>The current validated Primary-Pi control bridge SHA-256 for the Windows CRLF representation is E758883F3C18CBEFBF5590C720DBEDF7AB8E85D3314B5EA77E277B1A8C3BD3E4. The canonical repository LF representation SHA-256 is 723338D4F67295AEC5B75886EFEF7843C1A44D01934BF9CBB7C2304B4603F92C. The dated September 12 Gateway v2 acceptance record retains the earlier D066... identity because that report is historical evidence of the artifact actually tested at that time. Current bridge validation additionally covers retry-epoch separation, historical priorError handling, recoverable structured tool failures retained diagnostically, and terminal settlement that is not forced to failure merely because an earlier tool operation failed and later recovered.</w:t>
+        <w:t>A prior validated Gateway v2 Primary-Pi control bridge identity at that revision was Windows CRLF SHA-256 E758883F3C18CBEFBF5590C720DBEDF7AB8E85D3314B5EA77E277B1A8C3BD3E4. The canonical repository LF identity at that revision was SHA-256 723338D4F67295AEC5B75886EFEF7843C1A44D01934BF9CBB7C2304B4603F92C. The dated September 12 Gateway v2 acceptance record retains the earlier D066... identity because that report is historical evidence of the artifact actually tested at that time. Validation at that revision additionally covered retry-epoch separation, historical priorError handling, recoverable structured tool failures retained diagnostically, and terminal settlement that is not forced to failure merely because an earlier tool operation failed and later recovered.</w:t>
       </w:r>
     </w:p>
     <w:p>
@@ -733,7 +733,7 @@
     </w:p>
     <w:p>
       <w:r>
-        <w:t>Jack Kernel remains v0.1.1. PR #15 (7cf530d33c28f62c8ee057c1dd236173124d95d7) and PR #16/current main (f8be952d704c8d429cffac6dafe05338fe86a8e6) are now part of the normative runtime reality. This update is additive: every pre-existing normative paragraph, table, header, footer, mode contract, authority rule, historical identity, and provenance statement in this specification is preserved below.</w:t>
+        <w:t>Jack Kernel remains v0.1.1. PR #15 merged the multi-endpoint runtime-lane substrate at 7cf530d33c28f62c8ee057c1dd236173124d95d7; PR #16 merged the runtime-observability baseline at f8be952d704c8d429cffac6dafe05338fe86a8e6. These changes are part of the normative runtime reality. This update is additive: every pre-existing normative paragraph, table, header, footer, mode contract, authority rule, historical identity, and provenance statement in this specification is preserved below. The current validated Primary-Pi bridge identities are Windows CRLF SHA-256 93A6843CDAAEDA637474B584919ED003930296DE281570E3DDC391F54EF65565 and canonical repository LF SHA-256 8FFD33FD33AE15A785E2BF9015F17FC14F1DE27B09515D5E868EC163D54C15F0.</w:t>
       </w:r>
     </w:p>
     <w:p>
@@ -741,7 +741,7 @@
         <w:pStyle w:val="Heading2"/>
       </w:pPr>
       <w:r>
-        <w:t>2.2 Multi-Endpoint Runtime Lanes, Identity, and Resilience</w:t>
+        <w:t>2.4 Multi-Endpoint Runtime Lanes, Identity, and Resilience</w:t>
       </w:r>
     </w:p>
     <w:p>
@@ -754,7 +754,7 @@
         <w:pStyle w:val="Heading3"/>
       </w:pPr>
       <w:r>
-        <w:t>2.2.1 Runtime lane and endpoint identity</w:t>
+        <w:t>2.4.1 Runtime lane and endpoint identity</w:t>
       </w:r>
     </w:p>
     <w:p>
@@ -772,7 +772,7 @@
         <w:pStyle w:val="Heading3"/>
       </w:pPr>
       <w:r>
-        <w:t>2.2.2 Endpoint binding and fallback</w:t>
+        <w:t>2.4.2 Endpoint binding and fallback</w:t>
       </w:r>
     </w:p>
     <w:p>
@@ -785,7 +785,7 @@
         <w:pStyle w:val="Heading3"/>
       </w:pPr>
       <w:r>
-        <w:t>2.2.3 Runtime registry, duplicate ownership, and liveness</w:t>
+        <w:t>2.4.3 Runtime registry, duplicate ownership, and liveness</w:t>
       </w:r>
     </w:p>
     <w:p>
@@ -803,7 +803,7 @@
         <w:pStyle w:val="Heading3"/>
       </w:pPr>
       <w:r>
-        <w:t>2.2.4 Named privileged-worker binding</w:t>
+        <w:t>2.4.4 Named privileged-worker binding</w:t>
       </w:r>
     </w:p>
     <w:p>
@@ -816,7 +816,7 @@
         <w:pStyle w:val="Heading3"/>
       </w:pPr>
       <w:r>
-        <w:t>2.2.5 Client disconnect and explicit cancellation</w:t>
+        <w:t>2.4.5 Client disconnect and explicit cancellation</w:t>
       </w:r>
     </w:p>
     <w:p>
@@ -834,7 +834,7 @@
         <w:pStyle w:val="Heading3"/>
       </w:pPr>
       <w:r>
-        <w:t>2.2.6 Runtime activity observability and degraded telemetry</w:t>
+        <w:t>2.4.6 Runtime activity observability and degraded telemetry</w:t>
       </w:r>
     </w:p>
     <w:p>
@@ -857,7 +857,7 @@
         <w:pStyle w:val="Heading3"/>
       </w:pPr>
       <w:r>
-        <w:t>2.2.7 Authority failures versus recoverable infrastructure</w:t>
+        <w:t>2.4.7 Authority failures versus recoverable infrastructure</w:t>
       </w:r>
     </w:p>
     <w:p>
@@ -875,7 +875,7 @@
         <w:pStyle w:val="Heading3"/>
       </w:pPr>
       <w:r>
-        <w:t>2.2.8 Backend admission boundary</w:t>
+        <w:t>2.4.8 Backend admission boundary</w:t>
       </w:r>
     </w:p>
     <w:p>
@@ -893,7 +893,7 @@
         <w:pStyle w:val="Heading3"/>
       </w:pPr>
       <w:r>
-        <w:t>2.2.9 Cognition-contract preservation and acceptance boundary</w:t>
+        <w:t>2.4.9 Cognition-contract preservation and acceptance boundary</w:t>
       </w:r>
     </w:p>
     <w:p>
@@ -4230,7 +4230,7 @@
         <w:pStyle w:val="ListBullet"/>
       </w:pPr>
       <w:r>
-        <w:t>Orchestration Gateway v2 boundary validation: Jack-only supervisor routing/isolation; five-tool reference surface; semantic instruction-&gt;prompt adapter; run-bound task/run/epoch identity; agent_settled closure; 512-event replay plus explicit 409 gap; cancellation/physical settlement; unsettled-run admission guard; direct and full-topology concurrency; Primary-Pi-unavailable HTTP 502; current validated Windows CRLF bridge SHA-256 E758883F3C18CBEFBF5590C720DBEDF7AB8E85D3314B5EA77E277B1A8C3BD3E4 (canonical repository LF SHA-256 723338D4F67295AEC5B75886EFEF7843C1A44D01934BF9CBB7C2304B4603F92C): PASS.</w:t>
+        <w:t>Orchestration Gateway v2 boundary validation: Jack-only supervisor routing/isolation; five-tool reference surface; semantic instruction-&gt;prompt adapter; run-bound task/run/epoch identity; agent_settled closure; 512-event replay plus explicit 409 gap; cancellation/physical settlement; unsettled-run admission guard; direct and full-topology concurrency; Primary-Pi-unavailable HTTP 502; prior validated Gateway v2 bridge identity at that revision: Windows CRLF SHA-256 E758883F3C18CBEFBF5590C720DBEDF7AB8E85D3314B5EA77E277B1A8C3BD3E4 (canonical repository LF SHA-256 723338D4F67295AEC5B75886EFEF7843C1A44D01934BF9CBB7C2304B4603F92C): PASS.</w:t>
       </w:r>
     </w:p>
     <w:p>
